--- a/Deutsch_11/Kafka_Appell/Loesung_Arbeitsblatt_Kafkas_Appell.docx
+++ b/Deutsch_11/Kafka_Appell/Loesung_Arbeitsblatt_Kafkas_Appell.docx
@@ -871,16 +871,16 @@
           <w:sz w:val="21"/>
           <w:szCs w:val="21"/>
         </w:rPr>
-        <w:t xml:space="preserve">Hätte der Vater die Bitte verstanden? </w:t>
-      </w:r>
-      <w:r>
-        <w:rPr>
-          <w:rFonts w:ascii="Calibri" w:cs="Calibri" w:eastAsia="Calibri" w:hAnsi="Calibri"/>
-          <w:color w:val="000000"/>
-          <w:sz w:val="21"/>
-          <w:szCs w:val="21"/>
-        </w:rPr>
-        <w:t xml:space="preserve">Eher nicht: Der Vater spricht laut und direkt und hört nicht zu – eine versteckte Bitte hätte er wohl überhört oder als Vorwurf verstanden. Zudem hat er den Brief nie erhalten; der Appell erreicht ihn nicht. Auch eine „Ja, aber“-Antwort ist gut begründbar: Die offenen Bitten („sollst Du aufhören“) sind deutlich.</w:t>
+        <w:t xml:space="preserve">Hätte er verstanden, worum Kafka ihn bittet (angenommen, er hätte den Brief gelesen)? </w:t>
+      </w:r>
+      <w:r>
+        <w:rPr>
+          <w:rFonts w:ascii="Calibri" w:cs="Calibri" w:eastAsia="Calibri" w:hAnsi="Calibri"/>
+          <w:color w:val="000000"/>
+          <w:sz w:val="21"/>
+          <w:szCs w:val="21"/>
+        </w:rPr>
+        <w:t xml:space="preserve">Die offenen Bitten („sollst Du aufhören“) hätte er wohl verstanden. Die versteckte Bitte um Freundlichkeit (Wort, Hand, Blick) hätte er eher überhört oder als Vorwurf aufgefasst: Er spricht laut und direkt und hört nicht zu. Auch eine „Ja, aber“-Antwort ist gut begründbar.</w:t>
       </w:r>
     </w:p>
     <w:p>
